--- a/md2docx/assets/template.docx
+++ b/md2docx/assets/template.docx
@@ -341,9 +341,6 @@
       <w:pStyle w:val="Footer"/>
     </w:pPr>
   </w:p>
-  <w:p/>
-  <w:p/>
-  <w:p/>
 </w:ftr>
 </file>
 
@@ -391,14 +388,6 @@
       </w:p>
     </w:sdtContent>
   </w:sdt>
-  <w:p>
-    <w:pPr>
-      <w:pStyle w:val="Footer"/>
-    </w:pPr>
-  </w:p>
-  <w:p/>
-  <w:p/>
-  <w:p/>
 </w:ftr>
 </file>
 
@@ -452,9 +441,6 @@
       <w:pStyle w:val="Header"/>
     </w:pPr>
   </w:p>
-  <w:p/>
-  <w:p/>
-  <w:p/>
 </w:hdr>
 </file>
 
@@ -545,9 +531,6 @@
       </w:drawing>
     </w:r>
   </w:p>
-  <w:p/>
-  <w:p/>
-  <w:p/>
 </w:hdr>
 </file>
 

--- a/md2docx/assets/template.docx
+++ b/md2docx/assets/template.docx
@@ -3177,6 +3177,7 @@
     <w:qFormat/>
     <w:rsid w:val="003113FB"/>
     <w:pPr>
+      <w:pageBreakBefore/>
       <w:keepNext/>
       <w:keepLines/>
       <w:spacing w:before="360" w:after="80"/>
@@ -4029,6 +4030,7 @@
     <w:qFormat/>
     <w:rsid w:val="00355818"/>
     <w:pPr>
+      <w:pageBreakBefore/>
       <w:spacing w:before="240" w:after="0" w:line="259" w:lineRule="auto"/>
       <w:outlineLvl w:val="9"/>
     </w:pPr>
